--- a/AskompInstaller/EULA.docx
+++ b/AskompInstaller/EULA.docx
@@ -18,24 +18,24 @@
         <w:bidi w:val="0"/>
         <w:adjustRightInd/>
         <w:snapToGrid/>
-        <w:spacing w:line="360" w:lineRule="auto"/>
+        <w:spacing w:line="240" w:lineRule="auto"/>
         <w:jc w:val="center"/>
         <w:textAlignment w:val="auto"/>
         <w:rPr>
-          <w:rFonts w:hint="eastAsia" w:ascii="黑体" w:hAnsi="黑体" w:eastAsia="黑体" w:cs="黑体"/>
-          <w:sz w:val="21"/>
-          <w:szCs w:val="21"/>
+          <w:rFonts w:hint="default" w:ascii="Times New Roman" w:hAnsi="Times New Roman" w:eastAsia="黑体" w:cs="Times New Roman"/>
+          <w:sz w:val="32"/>
+          <w:szCs w:val="32"/>
           <w:lang w:val="en-US"/>
         </w:rPr>
       </w:pPr>
       <w:r>
         <w:rPr>
-          <w:rFonts w:hint="eastAsia" w:ascii="黑体" w:hAnsi="黑体" w:eastAsia="黑体" w:cs="黑体"/>
-          <w:sz w:val="21"/>
-          <w:szCs w:val="21"/>
+          <w:rFonts w:hint="default" w:ascii="Times New Roman" w:hAnsi="Times New Roman" w:eastAsia="黑体" w:cs="Times New Roman"/>
+          <w:sz w:val="32"/>
+          <w:szCs w:val="32"/>
           <w:lang w:val="en-US"/>
         </w:rPr>
-        <w:t>EULA</w:t>
+        <w:t>EULA - Askomp</w:t>
       </w:r>
     </w:p>
     <w:p>
@@ -54,19 +54,19 @@
         <w:bidi w:val="0"/>
         <w:adjustRightInd/>
         <w:snapToGrid/>
-        <w:spacing w:line="360" w:lineRule="auto"/>
+        <w:spacing w:line="240" w:lineRule="auto"/>
         <w:jc w:val="center"/>
         <w:textAlignment w:val="auto"/>
         <w:rPr>
-          <w:rFonts w:hint="default" w:ascii="黑体" w:hAnsi="黑体" w:eastAsia="黑体" w:cs="黑体"/>
-          <w:sz w:val="15"/>
-          <w:szCs w:val="15"/>
+          <w:rFonts w:hint="eastAsia" w:ascii="黑体" w:hAnsi="黑体" w:eastAsia="黑体" w:cs="黑体"/>
+          <w:sz w:val="32"/>
+          <w:szCs w:val="32"/>
           <w:lang w:val="en-US"/>
         </w:rPr>
       </w:pPr>
       <w:r>
         <w:rPr>
-          <w:rFonts w:hint="default" w:ascii="黑体" w:hAnsi="黑体" w:eastAsia="黑体" w:cs="黑体"/>
+          <w:rFonts w:hint="default" w:ascii="Times New Roman" w:hAnsi="Times New Roman" w:eastAsia="黑体" w:cs="Times New Roman"/>
           <w:sz w:val="15"/>
           <w:szCs w:val="15"/>
           <w:lang w:val="en-US"/>
@@ -90,61 +90,25 @@
         <w:bidi w:val="0"/>
         <w:adjustRightInd/>
         <w:snapToGrid/>
-        <w:spacing w:line="360" w:lineRule="auto"/>
+        <w:spacing w:line="240" w:lineRule="auto"/>
         <w:ind w:firstLine="500" w:firstLineChars="0"/>
-        <w:jc w:val="both"/>
+        <w:jc w:val="left"/>
         <w:textAlignment w:val="auto"/>
         <w:rPr>
-          <w:rFonts w:hint="eastAsia" w:ascii="黑体" w:hAnsi="黑体" w:eastAsia="黑体" w:cs="黑体"/>
-          <w:sz w:val="18"/>
-          <w:szCs w:val="18"/>
+          <w:rFonts w:hint="eastAsia" w:ascii="仿宋" w:hAnsi="仿宋" w:eastAsia="仿宋" w:cs="仿宋"/>
+          <w:sz w:val="24"/>
+          <w:szCs w:val="24"/>
           <w:lang w:val="en-US" w:eastAsia="zh-CN"/>
         </w:rPr>
       </w:pPr>
       <w:r>
         <w:rPr>
-          <w:rFonts w:hint="eastAsia" w:ascii="黑体" w:hAnsi="黑体" w:eastAsia="黑体" w:cs="黑体"/>
-          <w:sz w:val="18"/>
-          <w:szCs w:val="18"/>
+          <w:rFonts w:hint="eastAsia" w:ascii="仿宋" w:hAnsi="仿宋" w:eastAsia="仿宋" w:cs="仿宋"/>
+          <w:sz w:val="24"/>
+          <w:szCs w:val="24"/>
           <w:lang w:val="en-US" w:eastAsia="zh-CN"/>
         </w:rPr>
-        <w:t>本条款适用于UnD3</w:t>
-      </w:r>
-      <w:r>
-        <w:rPr>
-          <w:rFonts w:hint="default" w:ascii="黑体" w:hAnsi="黑体" w:eastAsia="黑体" w:cs="黑体"/>
-          <w:sz w:val="18"/>
-          <w:szCs w:val="18"/>
-          <w:lang w:val="en-US" w:eastAsia="zh-CN"/>
-        </w:rPr>
-        <w:t>at</w:t>
-      </w:r>
-      <w:r>
-        <w:rPr>
-          <w:rFonts w:hint="eastAsia" w:ascii="黑体" w:hAnsi="黑体" w:eastAsia="黑体" w:cs="黑体"/>
-          <w:sz w:val="18"/>
-          <w:szCs w:val="18"/>
-          <w:lang w:val="en-US" w:eastAsia="zh-CN"/>
-        </w:rPr>
-        <w:t>h与Aqua Sounds开发的VST3</w:t>
-      </w:r>
-      <w:r>
-        <w:rPr>
-          <w:rFonts w:hint="default" w:ascii="黑体" w:hAnsi="黑体" w:eastAsia="黑体" w:cs="黑体"/>
-          <w:sz w:val="18"/>
-          <w:szCs w:val="18"/>
-          <w:lang w:val="en-US" w:eastAsia="zh-CN"/>
-        </w:rPr>
-        <w:t>(Virtual Studio Technology 虚拟工作室技术)</w:t>
-      </w:r>
-      <w:r>
-        <w:rPr>
-          <w:rFonts w:hint="eastAsia" w:ascii="黑体" w:hAnsi="黑体" w:eastAsia="黑体" w:cs="黑体"/>
-          <w:sz w:val="18"/>
-          <w:szCs w:val="18"/>
-          <w:lang w:val="en-US" w:eastAsia="zh-CN"/>
-        </w:rPr>
-        <w:t>音乐插件Askomp（以下也称“本软件”）。</w:t>
+        <w:t>本条款适用于UnD3ath与Aqua Sounds开发的VST3(Virtual Studio Technology 虚拟工作室技术)音乐插件Askomp（以下也称“本软件”）。</w:t>
       </w:r>
     </w:p>
     <w:p>
@@ -163,26 +127,28 @@
         <w:bidi w:val="0"/>
         <w:adjustRightInd/>
         <w:snapToGrid/>
-        <w:spacing w:line="360" w:lineRule="auto"/>
+        <w:spacing w:line="240" w:lineRule="auto"/>
         <w:ind w:firstLine="500" w:firstLineChars="0"/>
-        <w:jc w:val="both"/>
+        <w:jc w:val="left"/>
         <w:textAlignment w:val="auto"/>
         <w:rPr>
-          <w:rFonts w:hint="eastAsia" w:ascii="黑体" w:hAnsi="黑体" w:eastAsia="黑体" w:cs="黑体"/>
-          <w:sz w:val="18"/>
-          <w:szCs w:val="18"/>
+          <w:rFonts w:hint="eastAsia" w:ascii="仿宋" w:hAnsi="仿宋" w:eastAsia="仿宋" w:cs="仿宋"/>
+          <w:sz w:val="24"/>
+          <w:szCs w:val="24"/>
           <w:lang w:val="en-US" w:eastAsia="zh-CN"/>
         </w:rPr>
       </w:pPr>
       <w:r>
         <w:rPr>
-          <w:rFonts w:hint="eastAsia" w:ascii="黑体" w:hAnsi="黑体" w:eastAsia="黑体" w:cs="黑体"/>
-          <w:sz w:val="18"/>
-          <w:szCs w:val="18"/>
+          <w:rFonts w:hint="eastAsia" w:ascii="仿宋" w:hAnsi="仿宋" w:eastAsia="仿宋" w:cs="仿宋"/>
+          <w:sz w:val="24"/>
+          <w:szCs w:val="24"/>
           <w:lang w:val="en-US" w:eastAsia="zh-CN"/>
         </w:rPr>
-        <w:t>Askomp的完整源码基于GNU General Public License v2.0（GPL-2.0）开源协议发布，任何人均可自由获取、修改、编译源码，并免费使用自行编译的版本。用户可自愿前往Aqua Sounds官网购买编译好的二进制安装器（AskompInstaller）。该费用仅覆盖编译、打包及分发成本，不限制 GPL-2.0 授予的任何权利。</w:t>
+        <w:t>Askomp的完整源码基于GNU General Public License v2.0（GPL-2.0）开源协议发布，任何人均可自由获取、修改、编译源码，并免费使用自行编译的版本。用户可自愿前往Aqua Sounds官网或官方认可的购买渠道购买编译好的二进制安装器（AskompInstaller）。该费用仅覆盖编译、打包及分发成本，不限制 GPL-2.0 授予的任何权利。</w:t>
       </w:r>
+      <w:bookmarkStart w:id="0" w:name="_GoBack"/>
+      <w:bookmarkEnd w:id="0"/>
     </w:p>
     <w:p>
       <w:pPr>
@@ -200,22 +166,22 @@
         <w:bidi w:val="0"/>
         <w:adjustRightInd/>
         <w:snapToGrid/>
-        <w:spacing w:line="360" w:lineRule="auto"/>
+        <w:spacing w:line="240" w:lineRule="auto"/>
         <w:ind w:firstLine="500" w:firstLineChars="0"/>
-        <w:jc w:val="both"/>
+        <w:jc w:val="left"/>
         <w:textAlignment w:val="auto"/>
         <w:rPr>
-          <w:rFonts w:hint="default" w:ascii="黑体" w:hAnsi="黑体" w:eastAsia="黑体" w:cs="黑体"/>
-          <w:sz w:val="18"/>
-          <w:szCs w:val="18"/>
+          <w:rFonts w:hint="eastAsia" w:ascii="仿宋" w:hAnsi="仿宋" w:eastAsia="仿宋" w:cs="仿宋"/>
+          <w:sz w:val="24"/>
+          <w:szCs w:val="24"/>
           <w:lang w:val="en-US" w:eastAsia="zh-CN"/>
         </w:rPr>
       </w:pPr>
       <w:r>
         <w:rPr>
-          <w:rFonts w:hint="eastAsia" w:ascii="黑体" w:hAnsi="黑体" w:eastAsia="黑体" w:cs="黑体"/>
-          <w:sz w:val="18"/>
-          <w:szCs w:val="18"/>
+          <w:rFonts w:hint="eastAsia" w:ascii="仿宋" w:hAnsi="仿宋" w:eastAsia="仿宋" w:cs="仿宋"/>
+          <w:sz w:val="24"/>
+          <w:szCs w:val="24"/>
           <w:lang w:val="en-US" w:eastAsia="zh-CN"/>
         </w:rPr>
         <w:t>Askomp不会收集或传播任何用户的隐私信息。</w:t>
@@ -237,28 +203,26 @@
         <w:bidi w:val="0"/>
         <w:adjustRightInd/>
         <w:snapToGrid/>
-        <w:spacing w:line="360" w:lineRule="auto"/>
+        <w:spacing w:line="240" w:lineRule="auto"/>
         <w:ind w:firstLine="500" w:firstLineChars="0"/>
-        <w:jc w:val="both"/>
+        <w:jc w:val="left"/>
         <w:textAlignment w:val="auto"/>
         <w:rPr>
-          <w:rFonts w:hint="default" w:ascii="黑体" w:hAnsi="黑体" w:eastAsia="黑体" w:cs="黑体"/>
-          <w:sz w:val="18"/>
-          <w:szCs w:val="18"/>
+          <w:rFonts w:hint="default" w:ascii="仿宋" w:hAnsi="仿宋" w:eastAsia="仿宋" w:cs="仿宋"/>
+          <w:sz w:val="24"/>
+          <w:szCs w:val="24"/>
           <w:lang w:val="en-US" w:eastAsia="zh-CN"/>
         </w:rPr>
       </w:pPr>
       <w:r>
         <w:rPr>
-          <w:rFonts w:hint="eastAsia" w:ascii="黑体" w:hAnsi="黑体" w:eastAsia="黑体" w:cs="黑体"/>
-          <w:sz w:val="18"/>
-          <w:szCs w:val="18"/>
+          <w:rFonts w:hint="eastAsia" w:ascii="仿宋" w:hAnsi="仿宋" w:eastAsia="仿宋" w:cs="仿宋"/>
+          <w:sz w:val="24"/>
+          <w:szCs w:val="24"/>
           <w:lang w:val="en-US" w:eastAsia="zh-CN"/>
         </w:rPr>
-        <w:t>本软件的分发、修改等行为必须遵守GPL-2.0开源协议。本条款不替代、不限制 GPL-2.0。</w:t>
+        <w:t>本软件的分发、修改等行为必须遵守GPL-2.0开源协议。</w:t>
       </w:r>
-      <w:bookmarkStart w:id="0" w:name="_GoBack"/>
-      <w:bookmarkEnd w:id="0"/>
     </w:p>
     <w:sectPr>
       <w:cols w:space="0" w:num="1"/>
